--- a/App/documents/Informações Gravame.docx
+++ b/App/documents/Informações Gravame.docx
@@ -34,7 +34,7 @@
     </w:p>
     <w:p>
       <w:r>
-        <w:t>==================================================================</w:t>
+        <w:t>---DOCUMENTO---</w:t>
       </w:r>
     </w:p>
     <w:p>
@@ -83,7 +83,7 @@
     </w:p>
     <w:p>
       <w:r>
-        <w:t>==================================================================</w:t>
+        <w:t>---DOCUMENTO---</w:t>
       </w:r>
     </w:p>
     <w:p>
@@ -108,9 +108,10 @@
     </w:p>
     <w:p>
       <w:r>
-        <w:t>==================================================================</w:t>
-      </w:r>
-    </w:p>
+        <w:t>---DOCUMENTO---</w:t>
+      </w:r>
+    </w:p>
+    <w:p/>
     <w:sectPr>
       <w:pgSz w:w="11906" w:h="16838"/>
       <w:pgMar w:top="1417" w:right="1701" w:bottom="1417" w:left="1701" w:header="708" w:footer="708" w:gutter="0"/>
